--- a/tables/table_network_structure_vertical.docx
+++ b/tables/table_network_structure_vertical.docx
@@ -276,55 +276,55 @@
                 <w:rFonts w:ascii="Calibri" w:hAnsi="Calibri"/>
                 <w:sz w:val="20"/>
               </w:rPr>
-              <w:t xml:space="default">21,114</w:t>
-            </w:r>
-          </w:p>
-        </w:tc>
-        <w:tc>
-          <w:tcPr>
-            <w:tcBorders>
-              <w:top w:val="single" w:space="0" w:color="D3D3D3"/>
-              <w:bottom w:val="single" w:space="0" w:color="D3D3D3"/>
-              <w:start w:val="single" w:space="0" w:color="D3D3D3"/>
-              <w:end w:val="single" w:space="0" w:color="D3D3D3"/>
-            </w:tcBorders>
-          </w:tcPr>
-          <w:p>
-            <w:pPr>
-              <w:spacing w:before="0" w:after="60"/>
-              <w:keepNext/>
-              <w:jc w:val="center"/>
-            </w:pPr>
-            <w:r>
-              <w:rPr>
-                <w:rFonts w:ascii="Calibri" w:hAnsi="Calibri"/>
-                <w:sz w:val="20"/>
-              </w:rPr>
-              <w:t xml:space="default">13,736</w:t>
-            </w:r>
-          </w:p>
-        </w:tc>
-        <w:tc>
-          <w:tcPr>
-            <w:tcBorders>
-              <w:top w:val="single" w:space="0" w:color="D3D3D3"/>
-              <w:bottom w:val="single" w:space="0" w:color="D3D3D3"/>
-              <w:start w:val="single" w:space="0" w:color="D3D3D3"/>
-              <w:end w:val="single" w:space="0" w:color="D3D3D3"/>
-            </w:tcBorders>
-          </w:tcPr>
-          <w:p>
-            <w:pPr>
-              <w:spacing w:before="0" w:after="60"/>
-              <w:keepNext/>
-              <w:jc w:val="center"/>
-            </w:pPr>
-            <w:r>
-              <w:rPr>
-                <w:rFonts w:ascii="Calibri" w:hAnsi="Calibri"/>
-                <w:sz w:val="20"/>
-              </w:rPr>
-              <w:t xml:space="default">21,706</w:t>
+              <w:t xml:space="default">16,591</w:t>
+            </w:r>
+          </w:p>
+        </w:tc>
+        <w:tc>
+          <w:tcPr>
+            <w:tcBorders>
+              <w:top w:val="single" w:space="0" w:color="D3D3D3"/>
+              <w:bottom w:val="single" w:space="0" w:color="D3D3D3"/>
+              <w:start w:val="single" w:space="0" w:color="D3D3D3"/>
+              <w:end w:val="single" w:space="0" w:color="D3D3D3"/>
+            </w:tcBorders>
+          </w:tcPr>
+          <w:p>
+            <w:pPr>
+              <w:spacing w:before="0" w:after="60"/>
+              <w:keepNext/>
+              <w:jc w:val="center"/>
+            </w:pPr>
+            <w:r>
+              <w:rPr>
+                <w:rFonts w:ascii="Calibri" w:hAnsi="Calibri"/>
+                <w:sz w:val="20"/>
+              </w:rPr>
+              <w:t xml:space="default">12,519</w:t>
+            </w:r>
+          </w:p>
+        </w:tc>
+        <w:tc>
+          <w:tcPr>
+            <w:tcBorders>
+              <w:top w:val="single" w:space="0" w:color="D3D3D3"/>
+              <w:bottom w:val="single" w:space="0" w:color="D3D3D3"/>
+              <w:start w:val="single" w:space="0" w:color="D3D3D3"/>
+              <w:end w:val="single" w:space="0" w:color="D3D3D3"/>
+            </w:tcBorders>
+          </w:tcPr>
+          <w:p>
+            <w:pPr>
+              <w:spacing w:before="0" w:after="60"/>
+              <w:keepNext/>
+              <w:jc w:val="center"/>
+            </w:pPr>
+            <w:r>
+              <w:rPr>
+                <w:rFonts w:ascii="Calibri" w:hAnsi="Calibri"/>
+                <w:sz w:val="20"/>
+              </w:rPr>
+              <w:t xml:space="default">20,900</w:t>
             </w:r>
           </w:p>
         </w:tc>
@@ -401,79 +401,79 @@
                 <w:rFonts w:ascii="Calibri" w:hAnsi="Calibri"/>
                 <w:sz w:val="20"/>
               </w:rPr>
-              <w:t xml:space="default">13</w:t>
-            </w:r>
-          </w:p>
-        </w:tc>
-        <w:tc>
-          <w:tcPr>
-            <w:tcBorders>
-              <w:top w:val="single" w:space="0" w:color="D3D3D3"/>
-              <w:bottom w:val="single" w:space="0" w:color="D3D3D3"/>
-              <w:start w:val="single" w:space="0" w:color="D3D3D3"/>
-              <w:end w:val="single" w:space="0" w:color="D3D3D3"/>
-            </w:tcBorders>
-          </w:tcPr>
-          <w:p>
-            <w:pPr>
-              <w:spacing w:before="0" w:after="60"/>
-              <w:keepNext/>
-              <w:jc w:val="center"/>
-            </w:pPr>
-            <w:r>
-              <w:rPr>
-                <w:rFonts w:ascii="Calibri" w:hAnsi="Calibri"/>
-                <w:sz w:val="20"/>
-              </w:rPr>
-              <w:t xml:space="default">13</w:t>
-            </w:r>
-          </w:p>
-        </w:tc>
-        <w:tc>
-          <w:tcPr>
-            <w:tcBorders>
-              <w:top w:val="single" w:space="0" w:color="D3D3D3"/>
-              <w:bottom w:val="single" w:space="0" w:color="D3D3D3"/>
-              <w:start w:val="single" w:space="0" w:color="D3D3D3"/>
-              <w:end w:val="single" w:space="0" w:color="D3D3D3"/>
-            </w:tcBorders>
-          </w:tcPr>
-          <w:p>
-            <w:pPr>
-              <w:spacing w:before="0" w:after="60"/>
-              <w:keepNext/>
-              <w:jc w:val="center"/>
-            </w:pPr>
-            <w:r>
-              <w:rPr>
-                <w:rFonts w:ascii="Calibri" w:hAnsi="Calibri"/>
-                <w:sz w:val="20"/>
-              </w:rPr>
-              <w:t xml:space="default">13</w:t>
-            </w:r>
-          </w:p>
-        </w:tc>
-        <w:tc>
-          <w:tcPr>
-            <w:tcBorders>
-              <w:top w:val="single" w:space="0" w:color="D3D3D3"/>
-              <w:bottom w:val="single" w:space="0" w:color="D3D3D3"/>
-              <w:start w:val="single" w:space="0" w:color="D3D3D3"/>
-              <w:end w:val="single" w:space="0" w:color="D3D3D3"/>
-            </w:tcBorders>
-          </w:tcPr>
-          <w:p>
-            <w:pPr>
-              <w:spacing w:before="0" w:after="60"/>
-              <w:keepNext/>
-              <w:jc w:val="center"/>
-            </w:pPr>
-            <w:r>
-              <w:rPr>
-                <w:rFonts w:ascii="Calibri" w:hAnsi="Calibri"/>
-                <w:sz w:val="20"/>
-              </w:rPr>
-              <w:t xml:space="default">13</w:t>
+              <w:t xml:space="default">17</w:t>
+            </w:r>
+          </w:p>
+        </w:tc>
+        <w:tc>
+          <w:tcPr>
+            <w:tcBorders>
+              <w:top w:val="single" w:space="0" w:color="D3D3D3"/>
+              <w:bottom w:val="single" w:space="0" w:color="D3D3D3"/>
+              <w:start w:val="single" w:space="0" w:color="D3D3D3"/>
+              <w:end w:val="single" w:space="0" w:color="D3D3D3"/>
+            </w:tcBorders>
+          </w:tcPr>
+          <w:p>
+            <w:pPr>
+              <w:spacing w:before="0" w:after="60"/>
+              <w:keepNext/>
+              <w:jc w:val="center"/>
+            </w:pPr>
+            <w:r>
+              <w:rPr>
+                <w:rFonts w:ascii="Calibri" w:hAnsi="Calibri"/>
+                <w:sz w:val="20"/>
+              </w:rPr>
+              <w:t xml:space="default">17</w:t>
+            </w:r>
+          </w:p>
+        </w:tc>
+        <w:tc>
+          <w:tcPr>
+            <w:tcBorders>
+              <w:top w:val="single" w:space="0" w:color="D3D3D3"/>
+              <w:bottom w:val="single" w:space="0" w:color="D3D3D3"/>
+              <w:start w:val="single" w:space="0" w:color="D3D3D3"/>
+              <w:end w:val="single" w:space="0" w:color="D3D3D3"/>
+            </w:tcBorders>
+          </w:tcPr>
+          <w:p>
+            <w:pPr>
+              <w:spacing w:before="0" w:after="60"/>
+              <w:keepNext/>
+              <w:jc w:val="center"/>
+            </w:pPr>
+            <w:r>
+              <w:rPr>
+                <w:rFonts w:ascii="Calibri" w:hAnsi="Calibri"/>
+                <w:sz w:val="20"/>
+              </w:rPr>
+              <w:t xml:space="default">17</w:t>
+            </w:r>
+          </w:p>
+        </w:tc>
+        <w:tc>
+          <w:tcPr>
+            <w:tcBorders>
+              <w:top w:val="single" w:space="0" w:color="D3D3D3"/>
+              <w:bottom w:val="single" w:space="0" w:color="D3D3D3"/>
+              <w:start w:val="single" w:space="0" w:color="D3D3D3"/>
+              <w:end w:val="single" w:space="0" w:color="D3D3D3"/>
+            </w:tcBorders>
+          </w:tcPr>
+          <w:p>
+            <w:pPr>
+              <w:spacing w:before="0" w:after="60"/>
+              <w:keepNext/>
+              <w:jc w:val="center"/>
+            </w:pPr>
+            <w:r>
+              <w:rPr>
+                <w:rFonts w:ascii="Calibri" w:hAnsi="Calibri"/>
+                <w:sz w:val="20"/>
+              </w:rPr>
+              <w:t xml:space="default">17</w:t>
             </w:r>
           </w:p>
         </w:tc>
@@ -550,79 +550,79 @@
                 <w:rFonts w:ascii="Calibri" w:hAnsi="Calibri"/>
                 <w:sz w:val="20"/>
               </w:rPr>
-              <w:t xml:space="default">34</w:t>
-            </w:r>
-          </w:p>
-        </w:tc>
-        <w:tc>
-          <w:tcPr>
-            <w:tcBorders>
-              <w:top w:val="single" w:space="0" w:color="D3D3D3"/>
-              <w:bottom w:val="single" w:space="0" w:color="D3D3D3"/>
-              <w:start w:val="single" w:space="0" w:color="D3D3D3"/>
-              <w:end w:val="single" w:space="0" w:color="D3D3D3"/>
-            </w:tcBorders>
-          </w:tcPr>
-          <w:p>
-            <w:pPr>
-              <w:spacing w:before="0" w:after="60"/>
-              <w:keepNext/>
-              <w:jc w:val="center"/>
-            </w:pPr>
-            <w:r>
-              <w:rPr>
-                <w:rFonts w:ascii="Calibri" w:hAnsi="Calibri"/>
-                <w:sz w:val="20"/>
-              </w:rPr>
-              <w:t xml:space="default">33</w:t>
-            </w:r>
-          </w:p>
-        </w:tc>
-        <w:tc>
-          <w:tcPr>
-            <w:tcBorders>
-              <w:top w:val="single" w:space="0" w:color="D3D3D3"/>
-              <w:bottom w:val="single" w:space="0" w:color="D3D3D3"/>
-              <w:start w:val="single" w:space="0" w:color="D3D3D3"/>
-              <w:end w:val="single" w:space="0" w:color="D3D3D3"/>
-            </w:tcBorders>
-          </w:tcPr>
-          <w:p>
-            <w:pPr>
-              <w:spacing w:before="0" w:after="60"/>
-              <w:keepNext/>
-              <w:jc w:val="center"/>
-            </w:pPr>
-            <w:r>
-              <w:rPr>
-                <w:rFonts w:ascii="Calibri" w:hAnsi="Calibri"/>
-                <w:sz w:val="20"/>
-              </w:rPr>
-              <w:t xml:space="default">33</w:t>
-            </w:r>
-          </w:p>
-        </w:tc>
-        <w:tc>
-          <w:tcPr>
-            <w:tcBorders>
-              <w:top w:val="single" w:space="0" w:color="D3D3D3"/>
-              <w:bottom w:val="single" w:space="0" w:color="D3D3D3"/>
-              <w:start w:val="single" w:space="0" w:color="D3D3D3"/>
-              <w:end w:val="single" w:space="0" w:color="D3D3D3"/>
-            </w:tcBorders>
-          </w:tcPr>
-          <w:p>
-            <w:pPr>
-              <w:spacing w:before="0" w:after="60"/>
-              <w:keepNext/>
-              <w:jc w:val="center"/>
-            </w:pPr>
-            <w:r>
-              <w:rPr>
-                <w:rFonts w:ascii="Calibri" w:hAnsi="Calibri"/>
-                <w:sz w:val="20"/>
-              </w:rPr>
-              <w:t xml:space="default">32</w:t>
+              <w:t xml:space="default">60</w:t>
+            </w:r>
+          </w:p>
+        </w:tc>
+        <w:tc>
+          <w:tcPr>
+            <w:tcBorders>
+              <w:top w:val="single" w:space="0" w:color="D3D3D3"/>
+              <w:bottom w:val="single" w:space="0" w:color="D3D3D3"/>
+              <w:start w:val="single" w:space="0" w:color="D3D3D3"/>
+              <w:end w:val="single" w:space="0" w:color="D3D3D3"/>
+            </w:tcBorders>
+          </w:tcPr>
+          <w:p>
+            <w:pPr>
+              <w:spacing w:before="0" w:after="60"/>
+              <w:keepNext/>
+              <w:jc w:val="center"/>
+            </w:pPr>
+            <w:r>
+              <w:rPr>
+                <w:rFonts w:ascii="Calibri" w:hAnsi="Calibri"/>
+                <w:sz w:val="20"/>
+              </w:rPr>
+              <w:t xml:space="default">61</w:t>
+            </w:r>
+          </w:p>
+        </w:tc>
+        <w:tc>
+          <w:tcPr>
+            <w:tcBorders>
+              <w:top w:val="single" w:space="0" w:color="D3D3D3"/>
+              <w:bottom w:val="single" w:space="0" w:color="D3D3D3"/>
+              <w:start w:val="single" w:space="0" w:color="D3D3D3"/>
+              <w:end w:val="single" w:space="0" w:color="D3D3D3"/>
+            </w:tcBorders>
+          </w:tcPr>
+          <w:p>
+            <w:pPr>
+              <w:spacing w:before="0" w:after="60"/>
+              <w:keepNext/>
+              <w:jc w:val="center"/>
+            </w:pPr>
+            <w:r>
+              <w:rPr>
+                <w:rFonts w:ascii="Calibri" w:hAnsi="Calibri"/>
+                <w:sz w:val="20"/>
+              </w:rPr>
+              <w:t xml:space="default">62</w:t>
+            </w:r>
+          </w:p>
+        </w:tc>
+        <w:tc>
+          <w:tcPr>
+            <w:tcBorders>
+              <w:top w:val="single" w:space="0" w:color="D3D3D3"/>
+              <w:bottom w:val="single" w:space="0" w:color="D3D3D3"/>
+              <w:start w:val="single" w:space="0" w:color="D3D3D3"/>
+              <w:end w:val="single" w:space="0" w:color="D3D3D3"/>
+            </w:tcBorders>
+          </w:tcPr>
+          <w:p>
+            <w:pPr>
+              <w:spacing w:before="0" w:after="60"/>
+              <w:keepNext/>
+              <w:jc w:val="center"/>
+            </w:pPr>
+            <w:r>
+              <w:rPr>
+                <w:rFonts w:ascii="Calibri" w:hAnsi="Calibri"/>
+                <w:sz w:val="20"/>
+              </w:rPr>
+              <w:t xml:space="default">62</w:t>
             </w:r>
           </w:p>
         </w:tc>
@@ -699,79 +699,79 @@
                 <w:rFonts w:ascii="Calibri" w:hAnsi="Calibri"/>
                 <w:sz w:val="20"/>
               </w:rPr>
-              <w:t xml:space="default">0.436</w:t>
-            </w:r>
-          </w:p>
-        </w:tc>
-        <w:tc>
-          <w:tcPr>
-            <w:tcBorders>
-              <w:top w:val="single" w:space="0" w:color="D3D3D3"/>
-              <w:bottom w:val="single" w:space="0" w:color="D3D3D3"/>
-              <w:start w:val="single" w:space="0" w:color="D3D3D3"/>
-              <w:end w:val="single" w:space="0" w:color="D3D3D3"/>
-            </w:tcBorders>
-          </w:tcPr>
-          <w:p>
-            <w:pPr>
-              <w:spacing w:before="0" w:after="60"/>
-              <w:keepNext/>
-              <w:jc w:val="center"/>
-            </w:pPr>
-            <w:r>
-              <w:rPr>
-                <w:rFonts w:ascii="Calibri" w:hAnsi="Calibri"/>
-                <w:sz w:val="20"/>
-              </w:rPr>
-              <w:t xml:space="default">0.423</w:t>
-            </w:r>
-          </w:p>
-        </w:tc>
-        <w:tc>
-          <w:tcPr>
-            <w:tcBorders>
-              <w:top w:val="single" w:space="0" w:color="D3D3D3"/>
-              <w:bottom w:val="single" w:space="0" w:color="D3D3D3"/>
-              <w:start w:val="single" w:space="0" w:color="D3D3D3"/>
-              <w:end w:val="single" w:space="0" w:color="D3D3D3"/>
-            </w:tcBorders>
-          </w:tcPr>
-          <w:p>
-            <w:pPr>
-              <w:spacing w:before="0" w:after="60"/>
-              <w:keepNext/>
-              <w:jc w:val="center"/>
-            </w:pPr>
-            <w:r>
-              <w:rPr>
-                <w:rFonts w:ascii="Calibri" w:hAnsi="Calibri"/>
-                <w:sz w:val="20"/>
-              </w:rPr>
-              <w:t xml:space="default">0.423</w:t>
-            </w:r>
-          </w:p>
-        </w:tc>
-        <w:tc>
-          <w:tcPr>
-            <w:tcBorders>
-              <w:top w:val="single" w:space="0" w:color="D3D3D3"/>
-              <w:bottom w:val="single" w:space="0" w:color="D3D3D3"/>
-              <w:start w:val="single" w:space="0" w:color="D3D3D3"/>
-              <w:end w:val="single" w:space="0" w:color="D3D3D3"/>
-            </w:tcBorders>
-          </w:tcPr>
-          <w:p>
-            <w:pPr>
-              <w:spacing w:before="0" w:after="60"/>
-              <w:keepNext/>
-              <w:jc w:val="center"/>
-            </w:pPr>
-            <w:r>
-              <w:rPr>
-                <w:rFonts w:ascii="Calibri" w:hAnsi="Calibri"/>
-                <w:sz w:val="20"/>
-              </w:rPr>
-              <w:t xml:space="default">0.410</w:t>
+              <w:t xml:space="default">0.441</w:t>
+            </w:r>
+          </w:p>
+        </w:tc>
+        <w:tc>
+          <w:tcPr>
+            <w:tcBorders>
+              <w:top w:val="single" w:space="0" w:color="D3D3D3"/>
+              <w:bottom w:val="single" w:space="0" w:color="D3D3D3"/>
+              <w:start w:val="single" w:space="0" w:color="D3D3D3"/>
+              <w:end w:val="single" w:space="0" w:color="D3D3D3"/>
+            </w:tcBorders>
+          </w:tcPr>
+          <w:p>
+            <w:pPr>
+              <w:spacing w:before="0" w:after="60"/>
+              <w:keepNext/>
+              <w:jc w:val="center"/>
+            </w:pPr>
+            <w:r>
+              <w:rPr>
+                <w:rFonts w:ascii="Calibri" w:hAnsi="Calibri"/>
+                <w:sz w:val="20"/>
+              </w:rPr>
+              <w:t xml:space="default">0.449</w:t>
+            </w:r>
+          </w:p>
+        </w:tc>
+        <w:tc>
+          <w:tcPr>
+            <w:tcBorders>
+              <w:top w:val="single" w:space="0" w:color="D3D3D3"/>
+              <w:bottom w:val="single" w:space="0" w:color="D3D3D3"/>
+              <w:start w:val="single" w:space="0" w:color="D3D3D3"/>
+              <w:end w:val="single" w:space="0" w:color="D3D3D3"/>
+            </w:tcBorders>
+          </w:tcPr>
+          <w:p>
+            <w:pPr>
+              <w:spacing w:before="0" w:after="60"/>
+              <w:keepNext/>
+              <w:jc w:val="center"/>
+            </w:pPr>
+            <w:r>
+              <w:rPr>
+                <w:rFonts w:ascii="Calibri" w:hAnsi="Calibri"/>
+                <w:sz w:val="20"/>
+              </w:rPr>
+              <w:t xml:space="default">0.456</w:t>
+            </w:r>
+          </w:p>
+        </w:tc>
+        <w:tc>
+          <w:tcPr>
+            <w:tcBorders>
+              <w:top w:val="single" w:space="0" w:color="D3D3D3"/>
+              <w:bottom w:val="single" w:space="0" w:color="D3D3D3"/>
+              <w:start w:val="single" w:space="0" w:color="D3D3D3"/>
+              <w:end w:val="single" w:space="0" w:color="D3D3D3"/>
+            </w:tcBorders>
+          </w:tcPr>
+          <w:p>
+            <w:pPr>
+              <w:spacing w:before="0" w:after="60"/>
+              <w:keepNext/>
+              <w:jc w:val="center"/>
+            </w:pPr>
+            <w:r>
+              <w:rPr>
+                <w:rFonts w:ascii="Calibri" w:hAnsi="Calibri"/>
+                <w:sz w:val="20"/>
+              </w:rPr>
+              <w:t xml:space="default">0.456</w:t>
             </w:r>
           </w:p>
         </w:tc>
@@ -848,79 +848,79 @@
                 <w:rFonts w:ascii="Calibri" w:hAnsi="Calibri"/>
                 <w:sz w:val="20"/>
               </w:rPr>
-              <w:t xml:space="default">5.23</w:t>
-            </w:r>
-          </w:p>
-        </w:tc>
-        <w:tc>
-          <w:tcPr>
-            <w:tcBorders>
-              <w:top w:val="single" w:space="0" w:color="D3D3D3"/>
-              <w:bottom w:val="single" w:space="0" w:color="D3D3D3"/>
-              <w:start w:val="single" w:space="0" w:color="D3D3D3"/>
-              <w:end w:val="single" w:space="0" w:color="D3D3D3"/>
-            </w:tcBorders>
-          </w:tcPr>
-          <w:p>
-            <w:pPr>
-              <w:spacing w:before="0" w:after="60"/>
-              <w:keepNext/>
-              <w:jc w:val="center"/>
-            </w:pPr>
-            <w:r>
-              <w:rPr>
-                <w:rFonts w:ascii="Calibri" w:hAnsi="Calibri"/>
-                <w:sz w:val="20"/>
-              </w:rPr>
-              <w:t xml:space="default">5.08</w:t>
-            </w:r>
-          </w:p>
-        </w:tc>
-        <w:tc>
-          <w:tcPr>
-            <w:tcBorders>
-              <w:top w:val="single" w:space="0" w:color="D3D3D3"/>
-              <w:bottom w:val="single" w:space="0" w:color="D3D3D3"/>
-              <w:start w:val="single" w:space="0" w:color="D3D3D3"/>
-              <w:end w:val="single" w:space="0" w:color="D3D3D3"/>
-            </w:tcBorders>
-          </w:tcPr>
-          <w:p>
-            <w:pPr>
-              <w:spacing w:before="0" w:after="60"/>
-              <w:keepNext/>
-              <w:jc w:val="center"/>
-            </w:pPr>
-            <w:r>
-              <w:rPr>
-                <w:rFonts w:ascii="Calibri" w:hAnsi="Calibri"/>
-                <w:sz w:val="20"/>
-              </w:rPr>
-              <w:t xml:space="default">5.08</w:t>
-            </w:r>
-          </w:p>
-        </w:tc>
-        <w:tc>
-          <w:tcPr>
-            <w:tcBorders>
-              <w:top w:val="single" w:space="0" w:color="D3D3D3"/>
-              <w:bottom w:val="single" w:space="0" w:color="D3D3D3"/>
-              <w:start w:val="single" w:space="0" w:color="D3D3D3"/>
-              <w:end w:val="single" w:space="0" w:color="D3D3D3"/>
-            </w:tcBorders>
-          </w:tcPr>
-          <w:p>
-            <w:pPr>
-              <w:spacing w:before="0" w:after="60"/>
-              <w:keepNext/>
-              <w:jc w:val="center"/>
-            </w:pPr>
-            <w:r>
-              <w:rPr>
-                <w:rFonts w:ascii="Calibri" w:hAnsi="Calibri"/>
-                <w:sz w:val="20"/>
-              </w:rPr>
-              <w:t xml:space="default">4.92</w:t>
+              <w:t xml:space="default">7.06</w:t>
+            </w:r>
+          </w:p>
+        </w:tc>
+        <w:tc>
+          <w:tcPr>
+            <w:tcBorders>
+              <w:top w:val="single" w:space="0" w:color="D3D3D3"/>
+              <w:bottom w:val="single" w:space="0" w:color="D3D3D3"/>
+              <w:start w:val="single" w:space="0" w:color="D3D3D3"/>
+              <w:end w:val="single" w:space="0" w:color="D3D3D3"/>
+            </w:tcBorders>
+          </w:tcPr>
+          <w:p>
+            <w:pPr>
+              <w:spacing w:before="0" w:after="60"/>
+              <w:keepNext/>
+              <w:jc w:val="center"/>
+            </w:pPr>
+            <w:r>
+              <w:rPr>
+                <w:rFonts w:ascii="Calibri" w:hAnsi="Calibri"/>
+                <w:sz w:val="20"/>
+              </w:rPr>
+              <w:t xml:space="default">7.18</w:t>
+            </w:r>
+          </w:p>
+        </w:tc>
+        <w:tc>
+          <w:tcPr>
+            <w:tcBorders>
+              <w:top w:val="single" w:space="0" w:color="D3D3D3"/>
+              <w:bottom w:val="single" w:space="0" w:color="D3D3D3"/>
+              <w:start w:val="single" w:space="0" w:color="D3D3D3"/>
+              <w:end w:val="single" w:space="0" w:color="D3D3D3"/>
+            </w:tcBorders>
+          </w:tcPr>
+          <w:p>
+            <w:pPr>
+              <w:spacing w:before="0" w:after="60"/>
+              <w:keepNext/>
+              <w:jc w:val="center"/>
+            </w:pPr>
+            <w:r>
+              <w:rPr>
+                <w:rFonts w:ascii="Calibri" w:hAnsi="Calibri"/>
+                <w:sz w:val="20"/>
+              </w:rPr>
+              <w:t xml:space="default">7.29</w:t>
+            </w:r>
+          </w:p>
+        </w:tc>
+        <w:tc>
+          <w:tcPr>
+            <w:tcBorders>
+              <w:top w:val="single" w:space="0" w:color="D3D3D3"/>
+              <w:bottom w:val="single" w:space="0" w:color="D3D3D3"/>
+              <w:start w:val="single" w:space="0" w:color="D3D3D3"/>
+              <w:end w:val="single" w:space="0" w:color="D3D3D3"/>
+            </w:tcBorders>
+          </w:tcPr>
+          <w:p>
+            <w:pPr>
+              <w:spacing w:before="0" w:after="60"/>
+              <w:keepNext/>
+              <w:jc w:val="center"/>
+            </w:pPr>
+            <w:r>
+              <w:rPr>
+                <w:rFonts w:ascii="Calibri" w:hAnsi="Calibri"/>
+                <w:sz w:val="20"/>
+              </w:rPr>
+              <w:t xml:space="default">7.29</w:t>
             </w:r>
           </w:p>
         </w:tc>
@@ -997,79 +997,79 @@
                 <w:rFonts w:ascii="Calibri" w:hAnsi="Calibri"/>
                 <w:sz w:val="20"/>
               </w:rPr>
-              <w:t xml:space="default">0.113</w:t>
-            </w:r>
-          </w:p>
-        </w:tc>
-        <w:tc>
-          <w:tcPr>
-            <w:tcBorders>
-              <w:top w:val="single" w:space="0" w:color="D3D3D3"/>
-              <w:bottom w:val="single" w:space="0" w:color="D3D3D3"/>
-              <w:start w:val="single" w:space="0" w:color="D3D3D3"/>
-              <w:end w:val="single" w:space="0" w:color="D3D3D3"/>
-            </w:tcBorders>
-          </w:tcPr>
-          <w:p>
-            <w:pPr>
-              <w:spacing w:before="0" w:after="60"/>
-              <w:keepNext/>
-              <w:jc w:val="center"/>
-            </w:pPr>
-            <w:r>
-              <w:rPr>
-                <w:rFonts w:ascii="Calibri" w:hAnsi="Calibri"/>
-                <w:sz w:val="20"/>
-              </w:rPr>
-              <w:t xml:space="default">0.116</w:t>
-            </w:r>
-          </w:p>
-        </w:tc>
-        <w:tc>
-          <w:tcPr>
-            <w:tcBorders>
-              <w:top w:val="single" w:space="0" w:color="D3D3D3"/>
-              <w:bottom w:val="single" w:space="0" w:color="D3D3D3"/>
-              <w:start w:val="single" w:space="0" w:color="D3D3D3"/>
-              <w:end w:val="single" w:space="0" w:color="D3D3D3"/>
-            </w:tcBorders>
-          </w:tcPr>
-          <w:p>
-            <w:pPr>
-              <w:spacing w:before="0" w:after="60"/>
-              <w:keepNext/>
-              <w:jc w:val="center"/>
-            </w:pPr>
-            <w:r>
-              <w:rPr>
-                <w:rFonts w:ascii="Calibri" w:hAnsi="Calibri"/>
-                <w:sz w:val="20"/>
-              </w:rPr>
-              <w:t xml:space="default">0.112</w:t>
-            </w:r>
-          </w:p>
-        </w:tc>
-        <w:tc>
-          <w:tcPr>
-            <w:tcBorders>
-              <w:top w:val="single" w:space="0" w:color="D3D3D3"/>
-              <w:bottom w:val="single" w:space="0" w:color="D3D3D3"/>
-              <w:start w:val="single" w:space="0" w:color="D3D3D3"/>
-              <w:end w:val="single" w:space="0" w:color="D3D3D3"/>
-            </w:tcBorders>
-          </w:tcPr>
-          <w:p>
-            <w:pPr>
-              <w:spacing w:before="0" w:after="60"/>
-              <w:keepNext/>
-              <w:jc w:val="center"/>
-            </w:pPr>
-            <w:r>
-              <w:rPr>
-                <w:rFonts w:ascii="Calibri" w:hAnsi="Calibri"/>
-                <w:sz w:val="20"/>
-              </w:rPr>
-              <w:t xml:space="default">0.111</w:t>
+              <w:t xml:space="default">0.156</w:t>
+            </w:r>
+          </w:p>
+        </w:tc>
+        <w:tc>
+          <w:tcPr>
+            <w:tcBorders>
+              <w:top w:val="single" w:space="0" w:color="D3D3D3"/>
+              <w:bottom w:val="single" w:space="0" w:color="D3D3D3"/>
+              <w:start w:val="single" w:space="0" w:color="D3D3D3"/>
+              <w:end w:val="single" w:space="0" w:color="D3D3D3"/>
+            </w:tcBorders>
+          </w:tcPr>
+          <w:p>
+            <w:pPr>
+              <w:spacing w:before="0" w:after="60"/>
+              <w:keepNext/>
+              <w:jc w:val="center"/>
+            </w:pPr>
+            <w:r>
+              <w:rPr>
+                <w:rFonts w:ascii="Calibri" w:hAnsi="Calibri"/>
+                <w:sz w:val="20"/>
+              </w:rPr>
+              <w:t xml:space="default">0.150</w:t>
+            </w:r>
+          </w:p>
+        </w:tc>
+        <w:tc>
+          <w:tcPr>
+            <w:tcBorders>
+              <w:top w:val="single" w:space="0" w:color="D3D3D3"/>
+              <w:bottom w:val="single" w:space="0" w:color="D3D3D3"/>
+              <w:start w:val="single" w:space="0" w:color="D3D3D3"/>
+              <w:end w:val="single" w:space="0" w:color="D3D3D3"/>
+            </w:tcBorders>
+          </w:tcPr>
+          <w:p>
+            <w:pPr>
+              <w:spacing w:before="0" w:after="60"/>
+              <w:keepNext/>
+              <w:jc w:val="center"/>
+            </w:pPr>
+            <w:r>
+              <w:rPr>
+                <w:rFonts w:ascii="Calibri" w:hAnsi="Calibri"/>
+                <w:sz w:val="20"/>
+              </w:rPr>
+              <w:t xml:space="default">0.143</w:t>
+            </w:r>
+          </w:p>
+        </w:tc>
+        <w:tc>
+          <w:tcPr>
+            <w:tcBorders>
+              <w:top w:val="single" w:space="0" w:color="D3D3D3"/>
+              <w:bottom w:val="single" w:space="0" w:color="D3D3D3"/>
+              <w:start w:val="single" w:space="0" w:color="D3D3D3"/>
+              <w:end w:val="single" w:space="0" w:color="D3D3D3"/>
+            </w:tcBorders>
+          </w:tcPr>
+          <w:p>
+            <w:pPr>
+              <w:spacing w:before="0" w:after="60"/>
+              <w:keepNext/>
+              <w:jc w:val="center"/>
+            </w:pPr>
+            <w:r>
+              <w:rPr>
+                <w:rFonts w:ascii="Calibri" w:hAnsi="Calibri"/>
+                <w:sz w:val="20"/>
+              </w:rPr>
+              <w:t xml:space="default">0.154</w:t>
             </w:r>
           </w:p>
         </w:tc>
@@ -1146,79 +1146,79 @@
                 <w:rFonts w:ascii="Calibri" w:hAnsi="Calibri"/>
                 <w:sz w:val="20"/>
               </w:rPr>
-              <w:t xml:space="default">0.849</w:t>
-            </w:r>
-          </w:p>
-        </w:tc>
-        <w:tc>
-          <w:tcPr>
-            <w:tcBorders>
-              <w:top w:val="single" w:space="0" w:color="D3D3D3"/>
-              <w:bottom w:val="single" w:space="0" w:color="D3D3D3"/>
-              <w:start w:val="single" w:space="0" w:color="D3D3D3"/>
-              <w:end w:val="single" w:space="0" w:color="D3D3D3"/>
-            </w:tcBorders>
-          </w:tcPr>
-          <w:p>
-            <w:pPr>
-              <w:spacing w:before="0" w:after="60"/>
-              <w:keepNext/>
-              <w:jc w:val="center"/>
-            </w:pPr>
-            <w:r>
-              <w:rPr>
-                <w:rFonts w:ascii="Calibri" w:hAnsi="Calibri"/>
-                <w:sz w:val="20"/>
-              </w:rPr>
-              <w:t xml:space="default">0.844</w:t>
-            </w:r>
-          </w:p>
-        </w:tc>
-        <w:tc>
-          <w:tcPr>
-            <w:tcBorders>
-              <w:top w:val="single" w:space="0" w:color="D3D3D3"/>
-              <w:bottom w:val="single" w:space="0" w:color="D3D3D3"/>
-              <w:start w:val="single" w:space="0" w:color="D3D3D3"/>
-              <w:end w:val="single" w:space="0" w:color="D3D3D3"/>
-            </w:tcBorders>
-          </w:tcPr>
-          <w:p>
-            <w:pPr>
-              <w:spacing w:before="0" w:after="60"/>
-              <w:keepNext/>
-              <w:jc w:val="center"/>
-            </w:pPr>
-            <w:r>
-              <w:rPr>
-                <w:rFonts w:ascii="Calibri" w:hAnsi="Calibri"/>
-                <w:sz w:val="20"/>
-              </w:rPr>
-              <w:t xml:space="default">0.785</w:t>
-            </w:r>
-          </w:p>
-        </w:tc>
-        <w:tc>
-          <w:tcPr>
-            <w:tcBorders>
-              <w:top w:val="single" w:space="0" w:color="D3D3D3"/>
-              <w:bottom w:val="single" w:space="0" w:color="D3D3D3"/>
-              <w:start w:val="single" w:space="0" w:color="D3D3D3"/>
-              <w:end w:val="single" w:space="0" w:color="D3D3D3"/>
-            </w:tcBorders>
-          </w:tcPr>
-          <w:p>
-            <w:pPr>
-              <w:spacing w:before="0" w:after="60"/>
-              <w:keepNext/>
-              <w:jc w:val="center"/>
-            </w:pPr>
-            <w:r>
-              <w:rPr>
-                <w:rFonts w:ascii="Calibri" w:hAnsi="Calibri"/>
-                <w:sz w:val="20"/>
-              </w:rPr>
-              <w:t xml:space="default">0.672</w:t>
+              <w:t xml:space="default">0.951</w:t>
+            </w:r>
+          </w:p>
+        </w:tc>
+        <w:tc>
+          <w:tcPr>
+            <w:tcBorders>
+              <w:top w:val="single" w:space="0" w:color="D3D3D3"/>
+              <w:bottom w:val="single" w:space="0" w:color="D3D3D3"/>
+              <w:start w:val="single" w:space="0" w:color="D3D3D3"/>
+              <w:end w:val="single" w:space="0" w:color="D3D3D3"/>
+            </w:tcBorders>
+          </w:tcPr>
+          <w:p>
+            <w:pPr>
+              <w:spacing w:before="0" w:after="60"/>
+              <w:keepNext/>
+              <w:jc w:val="center"/>
+            </w:pPr>
+            <w:r>
+              <w:rPr>
+                <w:rFonts w:ascii="Calibri" w:hAnsi="Calibri"/>
+                <w:sz w:val="20"/>
+              </w:rPr>
+              <w:t xml:space="default">0.964</w:t>
+            </w:r>
+          </w:p>
+        </w:tc>
+        <w:tc>
+          <w:tcPr>
+            <w:tcBorders>
+              <w:top w:val="single" w:space="0" w:color="D3D3D3"/>
+              <w:bottom w:val="single" w:space="0" w:color="D3D3D3"/>
+              <w:start w:val="single" w:space="0" w:color="D3D3D3"/>
+              <w:end w:val="single" w:space="0" w:color="D3D3D3"/>
+            </w:tcBorders>
+          </w:tcPr>
+          <w:p>
+            <w:pPr>
+              <w:spacing w:before="0" w:after="60"/>
+              <w:keepNext/>
+              <w:jc w:val="center"/>
+            </w:pPr>
+            <w:r>
+              <w:rPr>
+                <w:rFonts w:ascii="Calibri" w:hAnsi="Calibri"/>
+                <w:sz w:val="20"/>
+              </w:rPr>
+              <w:t xml:space="default">0.913</w:t>
+            </w:r>
+          </w:p>
+        </w:tc>
+        <w:tc>
+          <w:tcPr>
+            <w:tcBorders>
+              <w:top w:val="single" w:space="0" w:color="D3D3D3"/>
+              <w:bottom w:val="single" w:space="0" w:color="D3D3D3"/>
+              <w:start w:val="single" w:space="0" w:color="D3D3D3"/>
+              <w:end w:val="single" w:space="0" w:color="D3D3D3"/>
+            </w:tcBorders>
+          </w:tcPr>
+          <w:p>
+            <w:pPr>
+              <w:spacing w:before="0" w:after="60"/>
+              <w:keepNext/>
+              <w:jc w:val="center"/>
+            </w:pPr>
+            <w:r>
+              <w:rPr>
+                <w:rFonts w:ascii="Calibri" w:hAnsi="Calibri"/>
+                <w:sz w:val="20"/>
+              </w:rPr>
+              <w:t xml:space="default">0.945</w:t>
             </w:r>
           </w:p>
         </w:tc>
@@ -1295,79 +1295,79 @@
                 <w:rFonts w:ascii="Calibri" w:hAnsi="Calibri"/>
                 <w:sz w:val="20"/>
               </w:rPr>
-              <w:t xml:space="default">0.822</w:t>
-            </w:r>
-          </w:p>
-        </w:tc>
-        <w:tc>
-          <w:tcPr>
-            <w:tcBorders>
-              <w:top w:val="single" w:space="0" w:color="D3D3D3"/>
-              <w:bottom w:val="single" w:space="0" w:color="D3D3D3"/>
-              <w:start w:val="single" w:space="0" w:color="D3D3D3"/>
-              <w:end w:val="single" w:space="0" w:color="D3D3D3"/>
-            </w:tcBorders>
-          </w:tcPr>
-          <w:p>
-            <w:pPr>
-              <w:spacing w:before="0" w:after="60"/>
-              <w:keepNext/>
-              <w:jc w:val="center"/>
-            </w:pPr>
-            <w:r>
-              <w:rPr>
-                <w:rFonts w:ascii="Calibri" w:hAnsi="Calibri"/>
-                <w:sz w:val="20"/>
-              </w:rPr>
-              <w:t xml:space="default">0.818</w:t>
-            </w:r>
-          </w:p>
-        </w:tc>
-        <w:tc>
-          <w:tcPr>
-            <w:tcBorders>
-              <w:top w:val="single" w:space="0" w:color="D3D3D3"/>
-              <w:bottom w:val="single" w:space="0" w:color="D3D3D3"/>
-              <w:start w:val="single" w:space="0" w:color="D3D3D3"/>
-              <w:end w:val="single" w:space="0" w:color="D3D3D3"/>
-            </w:tcBorders>
-          </w:tcPr>
-          <w:p>
-            <w:pPr>
-              <w:spacing w:before="0" w:after="60"/>
-              <w:keepNext/>
-              <w:jc w:val="center"/>
-            </w:pPr>
-            <w:r>
-              <w:rPr>
-                <w:rFonts w:ascii="Calibri" w:hAnsi="Calibri"/>
-                <w:sz w:val="20"/>
-              </w:rPr>
-              <w:t xml:space="default">0.751</w:t>
-            </w:r>
-          </w:p>
-        </w:tc>
-        <w:tc>
-          <w:tcPr>
-            <w:tcBorders>
-              <w:top w:val="single" w:space="0" w:color="D3D3D3"/>
-              <w:bottom w:val="single" w:space="0" w:color="D3D3D3"/>
-              <w:start w:val="single" w:space="0" w:color="D3D3D3"/>
-              <w:end w:val="single" w:space="0" w:color="D3D3D3"/>
-            </w:tcBorders>
-          </w:tcPr>
-          <w:p>
-            <w:pPr>
-              <w:spacing w:before="0" w:after="60"/>
-              <w:keepNext/>
-              <w:jc w:val="center"/>
-            </w:pPr>
-            <w:r>
-              <w:rPr>
-                <w:rFonts w:ascii="Calibri" w:hAnsi="Calibri"/>
-                <w:sz w:val="20"/>
-              </w:rPr>
-              <w:t xml:space="default">0.618</w:t>
+              <w:t xml:space="default">0.931</w:t>
+            </w:r>
+          </w:p>
+        </w:tc>
+        <w:tc>
+          <w:tcPr>
+            <w:tcBorders>
+              <w:top w:val="single" w:space="0" w:color="D3D3D3"/>
+              <w:bottom w:val="single" w:space="0" w:color="D3D3D3"/>
+              <w:start w:val="single" w:space="0" w:color="D3D3D3"/>
+              <w:end w:val="single" w:space="0" w:color="D3D3D3"/>
+            </w:tcBorders>
+          </w:tcPr>
+          <w:p>
+            <w:pPr>
+              <w:spacing w:before="0" w:after="60"/>
+              <w:keepNext/>
+              <w:jc w:val="center"/>
+            </w:pPr>
+            <w:r>
+              <w:rPr>
+                <w:rFonts w:ascii="Calibri" w:hAnsi="Calibri"/>
+                <w:sz w:val="20"/>
+              </w:rPr>
+              <w:t xml:space="default">0.947</w:t>
+            </w:r>
+          </w:p>
+        </w:tc>
+        <w:tc>
+          <w:tcPr>
+            <w:tcBorders>
+              <w:top w:val="single" w:space="0" w:color="D3D3D3"/>
+              <w:bottom w:val="single" w:space="0" w:color="D3D3D3"/>
+              <w:start w:val="single" w:space="0" w:color="D3D3D3"/>
+              <w:end w:val="single" w:space="0" w:color="D3D3D3"/>
+            </w:tcBorders>
+          </w:tcPr>
+          <w:p>
+            <w:pPr>
+              <w:spacing w:before="0" w:after="60"/>
+              <w:keepNext/>
+              <w:jc w:val="center"/>
+            </w:pPr>
+            <w:r>
+              <w:rPr>
+                <w:rFonts w:ascii="Calibri" w:hAnsi="Calibri"/>
+                <w:sz w:val="20"/>
+              </w:rPr>
+              <w:t xml:space="default">0.872</w:t>
+            </w:r>
+          </w:p>
+        </w:tc>
+        <w:tc>
+          <w:tcPr>
+            <w:tcBorders>
+              <w:top w:val="single" w:space="0" w:color="D3D3D3"/>
+              <w:bottom w:val="single" w:space="0" w:color="D3D3D3"/>
+              <w:start w:val="single" w:space="0" w:color="D3D3D3"/>
+              <w:end w:val="single" w:space="0" w:color="D3D3D3"/>
+            </w:tcBorders>
+          </w:tcPr>
+          <w:p>
+            <w:pPr>
+              <w:spacing w:before="0" w:after="60"/>
+              <w:keepNext/>
+              <w:jc w:val="center"/>
+            </w:pPr>
+            <w:r>
+              <w:rPr>
+                <w:rFonts w:ascii="Calibri" w:hAnsi="Calibri"/>
+                <w:sz w:val="20"/>
+              </w:rPr>
+              <w:t xml:space="default">0.919</w:t>
             </w:r>
           </w:p>
         </w:tc>
@@ -1444,79 +1444,79 @@
                 <w:rFonts w:ascii="Calibri" w:hAnsi="Calibri"/>
                 <w:sz w:val="20"/>
               </w:rPr>
-              <w:t xml:space="default">11.3</w:t>
-            </w:r>
-          </w:p>
-        </w:tc>
-        <w:tc>
-          <w:tcPr>
-            <w:tcBorders>
-              <w:top w:val="single" w:space="0" w:color="D3D3D3"/>
-              <w:bottom w:val="single" w:space="0" w:color="D3D3D3"/>
-              <w:start w:val="single" w:space="0" w:color="D3D3D3"/>
-              <w:end w:val="single" w:space="0" w:color="D3D3D3"/>
-            </w:tcBorders>
-          </w:tcPr>
-          <w:p>
-            <w:pPr>
-              <w:spacing w:before="0" w:after="60"/>
-              <w:keepNext/>
-              <w:jc w:val="center"/>
-            </w:pPr>
-            <w:r>
-              <w:rPr>
-                <w:rFonts w:ascii="Calibri" w:hAnsi="Calibri"/>
-                <w:sz w:val="20"/>
-              </w:rPr>
-              <w:t xml:space="default">12.2</w:t>
-            </w:r>
-          </w:p>
-        </w:tc>
-        <w:tc>
-          <w:tcPr>
-            <w:tcBorders>
-              <w:top w:val="single" w:space="0" w:color="D3D3D3"/>
-              <w:bottom w:val="single" w:space="0" w:color="D3D3D3"/>
-              <w:start w:val="single" w:space="0" w:color="D3D3D3"/>
-              <w:end w:val="single" w:space="0" w:color="D3D3D3"/>
-            </w:tcBorders>
-          </w:tcPr>
-          <w:p>
-            <w:pPr>
-              <w:spacing w:before="0" w:after="60"/>
-              <w:keepNext/>
-              <w:jc w:val="center"/>
-            </w:pPr>
-            <w:r>
-              <w:rPr>
-                <w:rFonts w:ascii="Calibri" w:hAnsi="Calibri"/>
-                <w:sz w:val="20"/>
-              </w:rPr>
-              <w:t xml:space="default">38.1</w:t>
-            </w:r>
-          </w:p>
-        </w:tc>
-        <w:tc>
-          <w:tcPr>
-            <w:tcBorders>
-              <w:top w:val="single" w:space="0" w:color="D3D3D3"/>
-              <w:bottom w:val="single" w:space="0" w:color="D3D3D3"/>
-              <w:start w:val="single" w:space="0" w:color="D3D3D3"/>
-              <w:end w:val="single" w:space="0" w:color="D3D3D3"/>
-            </w:tcBorders>
-          </w:tcPr>
-          <w:p>
-            <w:pPr>
-              <w:spacing w:before="0" w:after="60"/>
-              <w:keepNext/>
-              <w:jc w:val="center"/>
-            </w:pPr>
-            <w:r>
-              <w:rPr>
-                <w:rFonts w:ascii="Calibri" w:hAnsi="Calibri"/>
-                <w:sz w:val="20"/>
-              </w:rPr>
-              <w:t xml:space="default">36.6</w:t>
+              <w:t xml:space="default">8.9</w:t>
+            </w:r>
+          </w:p>
+        </w:tc>
+        <w:tc>
+          <w:tcPr>
+            <w:tcBorders>
+              <w:top w:val="single" w:space="0" w:color="D3D3D3"/>
+              <w:bottom w:val="single" w:space="0" w:color="D3D3D3"/>
+              <w:start w:val="single" w:space="0" w:color="D3D3D3"/>
+              <w:end w:val="single" w:space="0" w:color="D3D3D3"/>
+            </w:tcBorders>
+          </w:tcPr>
+          <w:p>
+            <w:pPr>
+              <w:spacing w:before="0" w:after="60"/>
+              <w:keepNext/>
+              <w:jc w:val="center"/>
+            </w:pPr>
+            <w:r>
+              <w:rPr>
+                <w:rFonts w:ascii="Calibri" w:hAnsi="Calibri"/>
+                <w:sz w:val="20"/>
+              </w:rPr>
+              <w:t xml:space="default">8.9</w:t>
+            </w:r>
+          </w:p>
+        </w:tc>
+        <w:tc>
+          <w:tcPr>
+            <w:tcBorders>
+              <w:top w:val="single" w:space="0" w:color="D3D3D3"/>
+              <w:bottom w:val="single" w:space="0" w:color="D3D3D3"/>
+              <w:start w:val="single" w:space="0" w:color="D3D3D3"/>
+              <w:end w:val="single" w:space="0" w:color="D3D3D3"/>
+            </w:tcBorders>
+          </w:tcPr>
+          <w:p>
+            <w:pPr>
+              <w:spacing w:before="0" w:after="60"/>
+              <w:keepNext/>
+              <w:jc w:val="center"/>
+            </w:pPr>
+            <w:r>
+              <w:rPr>
+                <w:rFonts w:ascii="Calibri" w:hAnsi="Calibri"/>
+                <w:sz w:val="20"/>
+              </w:rPr>
+              <w:t xml:space="default">61.3</w:t>
+            </w:r>
+          </w:p>
+        </w:tc>
+        <w:tc>
+          <w:tcPr>
+            <w:tcBorders>
+              <w:top w:val="single" w:space="0" w:color="D3D3D3"/>
+              <w:bottom w:val="single" w:space="0" w:color="D3D3D3"/>
+              <w:start w:val="single" w:space="0" w:color="D3D3D3"/>
+              <w:end w:val="single" w:space="0" w:color="D3D3D3"/>
+            </w:tcBorders>
+          </w:tcPr>
+          <w:p>
+            <w:pPr>
+              <w:spacing w:before="0" w:after="60"/>
+              <w:keepNext/>
+              <w:jc w:val="center"/>
+            </w:pPr>
+            <w:r>
+              <w:rPr>
+                <w:rFonts w:ascii="Calibri" w:hAnsi="Calibri"/>
+                <w:sz w:val="20"/>
+              </w:rPr>
+              <w:t xml:space="default">92.7</w:t>
             </w:r>
           </w:p>
         </w:tc>
@@ -1593,79 +1593,79 @@
                 <w:rFonts w:ascii="Calibri" w:hAnsi="Calibri"/>
                 <w:sz w:val="20"/>
               </w:rPr>
-              <w:t xml:space="default">23.7</w:t>
-            </w:r>
-          </w:p>
-        </w:tc>
-        <w:tc>
-          <w:tcPr>
-            <w:tcBorders>
-              <w:top w:val="single" w:space="0" w:color="D3D3D3"/>
-              <w:bottom w:val="single" w:space="0" w:color="D3D3D3"/>
-              <w:start w:val="single" w:space="0" w:color="D3D3D3"/>
-              <w:end w:val="single" w:space="0" w:color="D3D3D3"/>
-            </w:tcBorders>
-          </w:tcPr>
-          <w:p>
-            <w:pPr>
-              <w:spacing w:before="0" w:after="60"/>
-              <w:keepNext/>
-              <w:jc w:val="center"/>
-            </w:pPr>
-            <w:r>
-              <w:rPr>
-                <w:rFonts w:ascii="Calibri" w:hAnsi="Calibri"/>
-                <w:sz w:val="20"/>
-              </w:rPr>
-              <w:t xml:space="default">24.7</w:t>
-            </w:r>
-          </w:p>
-        </w:tc>
-        <w:tc>
-          <w:tcPr>
-            <w:tcBorders>
-              <w:top w:val="single" w:space="0" w:color="D3D3D3"/>
-              <w:bottom w:val="single" w:space="0" w:color="D3D3D3"/>
-              <w:start w:val="single" w:space="0" w:color="D3D3D3"/>
-              <w:end w:val="single" w:space="0" w:color="D3D3D3"/>
-            </w:tcBorders>
-          </w:tcPr>
-          <w:p>
-            <w:pPr>
-              <w:spacing w:before="0" w:after="60"/>
-              <w:keepNext/>
-              <w:jc w:val="center"/>
-            </w:pPr>
-            <w:r>
-              <w:rPr>
-                <w:rFonts w:ascii="Calibri" w:hAnsi="Calibri"/>
-                <w:sz w:val="20"/>
-              </w:rPr>
-              <w:t xml:space="default">80.0</w:t>
-            </w:r>
-          </w:p>
-        </w:tc>
-        <w:tc>
-          <w:tcPr>
-            <w:tcBorders>
-              <w:top w:val="single" w:space="0" w:color="D3D3D3"/>
-              <w:bottom w:val="single" w:space="0" w:color="D3D3D3"/>
-              <w:start w:val="single" w:space="0" w:color="D3D3D3"/>
-              <w:end w:val="single" w:space="0" w:color="D3D3D3"/>
-            </w:tcBorders>
-          </w:tcPr>
-          <w:p>
-            <w:pPr>
-              <w:spacing w:before="0" w:after="60"/>
-              <w:keepNext/>
-              <w:jc w:val="center"/>
-            </w:pPr>
-            <w:r>
-              <w:rPr>
-                <w:rFonts w:ascii="Calibri" w:hAnsi="Calibri"/>
-                <w:sz w:val="20"/>
-              </w:rPr>
-              <w:t xml:space="default">74.0</w:t>
+              <w:t xml:space="default">20.6</w:t>
+            </w:r>
+          </w:p>
+        </w:tc>
+        <w:tc>
+          <w:tcPr>
+            <w:tcBorders>
+              <w:top w:val="single" w:space="0" w:color="D3D3D3"/>
+              <w:bottom w:val="single" w:space="0" w:color="D3D3D3"/>
+              <w:start w:val="single" w:space="0" w:color="D3D3D3"/>
+              <w:end w:val="single" w:space="0" w:color="D3D3D3"/>
+            </w:tcBorders>
+          </w:tcPr>
+          <w:p>
+            <w:pPr>
+              <w:spacing w:before="0" w:after="60"/>
+              <w:keepNext/>
+              <w:jc w:val="center"/>
+            </w:pPr>
+            <w:r>
+              <w:rPr>
+                <w:rFonts w:ascii="Calibri" w:hAnsi="Calibri"/>
+                <w:sz w:val="20"/>
+              </w:rPr>
+              <w:t xml:space="default">22.0</w:t>
+            </w:r>
+          </w:p>
+        </w:tc>
+        <w:tc>
+          <w:tcPr>
+            <w:tcBorders>
+              <w:top w:val="single" w:space="0" w:color="D3D3D3"/>
+              <w:bottom w:val="single" w:space="0" w:color="D3D3D3"/>
+              <w:start w:val="single" w:space="0" w:color="D3D3D3"/>
+              <w:end w:val="single" w:space="0" w:color="D3D3D3"/>
+            </w:tcBorders>
+          </w:tcPr>
+          <w:p>
+            <w:pPr>
+              <w:spacing w:before="0" w:after="60"/>
+              <w:keepNext/>
+              <w:jc w:val="center"/>
+            </w:pPr>
+            <w:r>
+              <w:rPr>
+                <w:rFonts w:ascii="Calibri" w:hAnsi="Calibri"/>
+                <w:sz w:val="20"/>
+              </w:rPr>
+              <w:t xml:space="default">120.8</w:t>
+            </w:r>
+          </w:p>
+        </w:tc>
+        <w:tc>
+          <w:tcPr>
+            <w:tcBorders>
+              <w:top w:val="single" w:space="0" w:color="D3D3D3"/>
+              <w:bottom w:val="single" w:space="0" w:color="D3D3D3"/>
+              <w:start w:val="single" w:space="0" w:color="D3D3D3"/>
+              <w:end w:val="single" w:space="0" w:color="D3D3D3"/>
+            </w:tcBorders>
+          </w:tcPr>
+          <w:p>
+            <w:pPr>
+              <w:spacing w:before="0" w:after="60"/>
+              <w:keepNext/>
+              <w:jc w:val="center"/>
+            </w:pPr>
+            <w:r>
+              <w:rPr>
+                <w:rFonts w:ascii="Calibri" w:hAnsi="Calibri"/>
+                <w:sz w:val="20"/>
+              </w:rPr>
+              <w:t xml:space="default">179.0</w:t>
             </w:r>
           </w:p>
         </w:tc>
@@ -1790,31 +1790,31 @@
                 <w:rFonts w:ascii="Calibri" w:hAnsi="Calibri"/>
                 <w:sz w:val="20"/>
               </w:rPr>
-              <w:t xml:space="default">0.533</w:t>
-            </w:r>
-          </w:p>
-        </w:tc>
-        <w:tc>
-          <w:tcPr>
-            <w:tcBorders>
-              <w:top w:val="single" w:space="0" w:color="D3D3D3"/>
-              <w:bottom w:val="single" w:space="0" w:color="D3D3D3"/>
-              <w:start w:val="single" w:space="0" w:color="D3D3D3"/>
-              <w:end w:val="single" w:space="0" w:color="D3D3D3"/>
-            </w:tcBorders>
-          </w:tcPr>
-          <w:p>
-            <w:pPr>
-              <w:spacing w:before="0" w:after="60"/>
-              <w:keepNext/>
-              <w:jc w:val="center"/>
-            </w:pPr>
-            <w:r>
-              <w:rPr>
-                <w:rFonts w:ascii="Calibri" w:hAnsi="Calibri"/>
-                <w:sz w:val="20"/>
-              </w:rPr>
-              <w:t xml:space="default">0.733</w:t>
+              <w:t xml:space="default">0.934</w:t>
+            </w:r>
+          </w:p>
+        </w:tc>
+        <w:tc>
+          <w:tcPr>
+            <w:tcBorders>
+              <w:top w:val="single" w:space="0" w:color="D3D3D3"/>
+              <w:bottom w:val="single" w:space="0" w:color="D3D3D3"/>
+              <w:start w:val="single" w:space="0" w:color="D3D3D3"/>
+              <w:end w:val="single" w:space="0" w:color="D3D3D3"/>
+            </w:tcBorders>
+          </w:tcPr>
+          <w:p>
+            <w:pPr>
+              <w:spacing w:before="0" w:after="60"/>
+              <w:keepNext/>
+              <w:jc w:val="center"/>
+            </w:pPr>
+            <w:r>
+              <w:rPr>
+                <w:rFonts w:ascii="Calibri" w:hAnsi="Calibri"/>
+                <w:sz w:val="20"/>
+              </w:rPr>
+              <w:t xml:space="default">0.967</w:t>
             </w:r>
           </w:p>
         </w:tc>
@@ -1939,31 +1939,31 @@
                 <w:rFonts w:ascii="Calibri" w:hAnsi="Calibri"/>
                 <w:sz w:val="20"/>
               </w:rPr>
-              <w:t xml:space="default">3</w:t>
-            </w:r>
-          </w:p>
-        </w:tc>
-        <w:tc>
-          <w:tcPr>
-            <w:tcBorders>
-              <w:top w:val="single" w:space="0" w:color="D3D3D3"/>
-              <w:bottom w:val="single" w:space="0" w:color="D3D3D3"/>
-              <w:start w:val="single" w:space="0" w:color="D3D3D3"/>
-              <w:end w:val="single" w:space="0" w:color="D3D3D3"/>
-            </w:tcBorders>
-          </w:tcPr>
-          <w:p>
-            <w:pPr>
-              <w:spacing w:before="0" w:after="60"/>
-              <w:keepNext/>
-              <w:jc w:val="center"/>
-            </w:pPr>
-            <w:r>
-              <w:rPr>
-                <w:rFonts w:ascii="Calibri" w:hAnsi="Calibri"/>
-                <w:sz w:val="20"/>
-              </w:rPr>
-              <w:t xml:space="default">4</w:t>
+              <w:t xml:space="default">2</w:t>
+            </w:r>
+          </w:p>
+        </w:tc>
+        <w:tc>
+          <w:tcPr>
+            <w:tcBorders>
+              <w:top w:val="single" w:space="0" w:color="D3D3D3"/>
+              <w:bottom w:val="single" w:space="0" w:color="D3D3D3"/>
+              <w:start w:val="single" w:space="0" w:color="D3D3D3"/>
+              <w:end w:val="single" w:space="0" w:color="D3D3D3"/>
+            </w:tcBorders>
+          </w:tcPr>
+          <w:p>
+            <w:pPr>
+              <w:spacing w:before="0" w:after="60"/>
+              <w:keepNext/>
+              <w:jc w:val="center"/>
+            </w:pPr>
+            <w:r>
+              <w:rPr>
+                <w:rFonts w:ascii="Calibri" w:hAnsi="Calibri"/>
+                <w:sz w:val="20"/>
+              </w:rPr>
+              <w:t xml:space="default">2</w:t>
             </w:r>
           </w:p>
         </w:tc>
@@ -2189,79 +2189,79 @@
                 <w:rFonts w:ascii="Calibri" w:hAnsi="Calibri"/>
                 <w:sz w:val="20"/>
               </w:rPr>
-              <w:t xml:space="default">3</w:t>
-            </w:r>
-          </w:p>
-        </w:tc>
-        <w:tc>
-          <w:tcPr>
-            <w:tcBorders>
-              <w:top w:val="single" w:space="0" w:color="D3D3D3"/>
-              <w:bottom w:val="single" w:space="0" w:color="D3D3D3"/>
-              <w:start w:val="single" w:space="0" w:color="D3D3D3"/>
-              <w:end w:val="single" w:space="0" w:color="D3D3D3"/>
-            </w:tcBorders>
-          </w:tcPr>
-          <w:p>
-            <w:pPr>
-              <w:spacing w:before="0" w:after="60"/>
-              <w:keepNext/>
-              <w:jc w:val="center"/>
-            </w:pPr>
-            <w:r>
-              <w:rPr>
-                <w:rFonts w:ascii="Calibri" w:hAnsi="Calibri"/>
-                <w:sz w:val="20"/>
-              </w:rPr>
-              <w:t xml:space="default">3</w:t>
-            </w:r>
-          </w:p>
-        </w:tc>
-        <w:tc>
-          <w:tcPr>
-            <w:tcBorders>
-              <w:top w:val="single" w:space="0" w:color="D3D3D3"/>
-              <w:bottom w:val="single" w:space="0" w:color="D3D3D3"/>
-              <w:start w:val="single" w:space="0" w:color="D3D3D3"/>
-              <w:end w:val="single" w:space="0" w:color="D3D3D3"/>
-            </w:tcBorders>
-          </w:tcPr>
-          <w:p>
-            <w:pPr>
-              <w:spacing w:before="0" w:after="60"/>
-              <w:keepNext/>
-              <w:jc w:val="center"/>
-            </w:pPr>
-            <w:r>
-              <w:rPr>
-                <w:rFonts w:ascii="Calibri" w:hAnsi="Calibri"/>
-                <w:sz w:val="20"/>
-              </w:rPr>
-              <w:t xml:space="default">3</w:t>
-            </w:r>
-          </w:p>
-        </w:tc>
-        <w:tc>
-          <w:tcPr>
-            <w:tcBorders>
-              <w:top w:val="single" w:space="0" w:color="D3D3D3"/>
-              <w:bottom w:val="single" w:space="0" w:color="D3D3D3"/>
-              <w:start w:val="single" w:space="0" w:color="D3D3D3"/>
-              <w:end w:val="single" w:space="0" w:color="D3D3D3"/>
-            </w:tcBorders>
-          </w:tcPr>
-          <w:p>
-            <w:pPr>
-              <w:spacing w:before="0" w:after="60"/>
-              <w:keepNext/>
-              <w:jc w:val="center"/>
-            </w:pPr>
-            <w:r>
-              <w:rPr>
-                <w:rFonts w:ascii="Calibri" w:hAnsi="Calibri"/>
-                <w:sz w:val="20"/>
-              </w:rPr>
-              <w:t xml:space="default">3</w:t>
+              <w:t xml:space="default">2</w:t>
+            </w:r>
+          </w:p>
+        </w:tc>
+        <w:tc>
+          <w:tcPr>
+            <w:tcBorders>
+              <w:top w:val="single" w:space="0" w:color="D3D3D3"/>
+              <w:bottom w:val="single" w:space="0" w:color="D3D3D3"/>
+              <w:start w:val="single" w:space="0" w:color="D3D3D3"/>
+              <w:end w:val="single" w:space="0" w:color="D3D3D3"/>
+            </w:tcBorders>
+          </w:tcPr>
+          <w:p>
+            <w:pPr>
+              <w:spacing w:before="0" w:after="60"/>
+              <w:keepNext/>
+              <w:jc w:val="center"/>
+            </w:pPr>
+            <w:r>
+              <w:rPr>
+                <w:rFonts w:ascii="Calibri" w:hAnsi="Calibri"/>
+                <w:sz w:val="20"/>
+              </w:rPr>
+              <w:t xml:space="default">2</w:t>
+            </w:r>
+          </w:p>
+        </w:tc>
+        <w:tc>
+          <w:tcPr>
+            <w:tcBorders>
+              <w:top w:val="single" w:space="0" w:color="D3D3D3"/>
+              <w:bottom w:val="single" w:space="0" w:color="D3D3D3"/>
+              <w:start w:val="single" w:space="0" w:color="D3D3D3"/>
+              <w:end w:val="single" w:space="0" w:color="D3D3D3"/>
+            </w:tcBorders>
+          </w:tcPr>
+          <w:p>
+            <w:pPr>
+              <w:spacing w:before="0" w:after="60"/>
+              <w:keepNext/>
+              <w:jc w:val="center"/>
+            </w:pPr>
+            <w:r>
+              <w:rPr>
+                <w:rFonts w:ascii="Calibri" w:hAnsi="Calibri"/>
+                <w:sz w:val="20"/>
+              </w:rPr>
+              <w:t xml:space="default">2</w:t>
+            </w:r>
+          </w:p>
+        </w:tc>
+        <w:tc>
+          <w:tcPr>
+            <w:tcBorders>
+              <w:top w:val="single" w:space="0" w:color="D3D3D3"/>
+              <w:bottom w:val="single" w:space="0" w:color="D3D3D3"/>
+              <w:start w:val="single" w:space="0" w:color="D3D3D3"/>
+              <w:end w:val="single" w:space="0" w:color="D3D3D3"/>
+            </w:tcBorders>
+          </w:tcPr>
+          <w:p>
+            <w:pPr>
+              <w:spacing w:before="0" w:after="60"/>
+              <w:keepNext/>
+              <w:jc w:val="center"/>
+            </w:pPr>
+            <w:r>
+              <w:rPr>
+                <w:rFonts w:ascii="Calibri" w:hAnsi="Calibri"/>
+                <w:sz w:val="20"/>
+              </w:rPr>
+              <w:t xml:space="default">2</w:t>
             </w:r>
           </w:p>
         </w:tc>
